--- a/docs/plantillas/informe_rectificacion.docx
+++ b/docs/plantillas/informe_rectificacion.docx
@@ -1,6 +1,6 @@
 
 <file path=word/document.xml><?xml version="1.0" encoding="utf-8"?>
-<w:document xmlns:wpc="http://schemas.microsoft.com/office/word/2010/wordprocessingCanvas" xmlns:cx="http://schemas.microsoft.com/office/drawing/2014/chartex" xmlns:cx1="http://schemas.microsoft.com/office/drawing/2015/9/8/chartex" xmlns:cx2="http://schemas.microsoft.com/office/drawing/2015/10/21/chartex" xmlns:cx3="http://schemas.microsoft.com/office/drawing/2016/5/9/chartex" xmlns:cx4="http://schemas.microsoft.com/office/drawing/2016/5/10/chartex" xmlns:cx5="http://schemas.microsoft.com/office/drawing/2016/5/11/chartex" xmlns:cx6="http://schemas.microsoft.com/office/drawing/2016/5/12/chartex" xmlns:cx7="http://schemas.microsoft.com/office/drawing/2016/5/13/chartex" xmlns:cx8="http://schemas.microsoft.com/office/drawing/2016/5/14/chartex" xmlns:mc="http://schemas.openxmlformats.org/markup-compatibility/2006" xmlns:aink="http://schemas.microsoft.com/office/drawing/2016/ink" xmlns:am3d="http://schemas.microsoft.com/office/drawing/2017/model3d" xmlns:o="urn:schemas-microsoft-com:office:office" xmlns:oel="http://schemas.microsoft.com/office/2019/extlst" xmlns:r="http://schemas.openxmlformats.org/officeDocument/2006/relationships" xmlns:m="http://schemas.openxmlformats.org/officeDocument/2006/math" xmlns:v="urn:schemas-microsoft-com:vml" xmlns:wp14="http://schemas.microsoft.com/office/word/2010/wordprocessingDrawing" xmlns:wp="http://schemas.openxmlformats.org/drawingml/2006/wordprocessingDrawing" xmlns:w10="urn:schemas-microsoft-com:office:word" xmlns:w="http://schemas.openxmlformats.org/wordprocessingml/2006/main" xmlns:w14="http://schemas.microsoft.com/office/word/2010/wordml" xmlns:w15="http://schemas.microsoft.com/office/word/2012/wordml" xmlns:w16cex="http://schemas.microsoft.com/office/word/2018/wordml/cex" xmlns:w16cid="http://schemas.microsoft.com/office/word/2016/wordml/cid" xmlns:w16="http://schemas.microsoft.com/office/word/2018/wordml" xmlns:w16du="http://schemas.microsoft.com/office/word/2023/wordml/word16du" xmlns:w16sdtdh="http://schemas.microsoft.com/office/word/2020/wordml/sdtdatahash" xmlns:w16se="http://schemas.microsoft.com/office/word/2015/wordml/symex" xmlns:wpg="http://schemas.microsoft.com/office/word/2010/wordprocessingGroup" xmlns:wpi="http://schemas.microsoft.com/office/word/2010/wordprocessingInk" xmlns:wne="http://schemas.microsoft.com/office/word/2006/wordml" xmlns:wps="http://schemas.microsoft.com/office/word/2010/wordprocessingShape" mc:Ignorable="w14 w15 w16se w16cid w16 w16cex w16sdtdh w16du wp14">
+<w:document xmlns:wpc="http://schemas.microsoft.com/office/word/2010/wordprocessingCanvas" xmlns:cx="http://schemas.microsoft.com/office/drawing/2014/chartex" xmlns:cx1="http://schemas.microsoft.com/office/drawing/2015/9/8/chartex" xmlns:cx2="http://schemas.microsoft.com/office/drawing/2015/10/21/chartex" xmlns:cx3="http://schemas.microsoft.com/office/drawing/2016/5/9/chartex" xmlns:cx4="http://schemas.microsoft.com/office/drawing/2016/5/10/chartex" xmlns:cx5="http://schemas.microsoft.com/office/drawing/2016/5/11/chartex" xmlns:cx6="http://schemas.microsoft.com/office/drawing/2016/5/12/chartex" xmlns:cx7="http://schemas.microsoft.com/office/drawing/2016/5/13/chartex" xmlns:cx8="http://schemas.microsoft.com/office/drawing/2016/5/14/chartex" xmlns:mc="http://schemas.openxmlformats.org/markup-compatibility/2006" xmlns:aink="http://schemas.microsoft.com/office/drawing/2016/ink" xmlns:am3d="http://schemas.microsoft.com/office/drawing/2017/model3d" xmlns:o="urn:schemas-microsoft-com:office:office" xmlns:r="http://schemas.openxmlformats.org/officeDocument/2006/relationships" xmlns:m="http://schemas.openxmlformats.org/officeDocument/2006/math" xmlns:v="urn:schemas-microsoft-com:vml" xmlns:wp14="http://schemas.microsoft.com/office/word/2010/wordprocessingDrawing" xmlns:wp="http://schemas.openxmlformats.org/drawingml/2006/wordprocessingDrawing" xmlns:w10="urn:schemas-microsoft-com:office:word" xmlns:w="http://schemas.openxmlformats.org/wordprocessingml/2006/main" xmlns:w14="http://schemas.microsoft.com/office/word/2010/wordml" xmlns:w15="http://schemas.microsoft.com/office/word/2012/wordml" xmlns:w16cex="http://schemas.microsoft.com/office/word/2018/wordml/cex" xmlns:w16cid="http://schemas.microsoft.com/office/word/2016/wordml/cid" xmlns:w16="http://schemas.microsoft.com/office/word/2018/wordml" xmlns:w16sdtdh="http://schemas.microsoft.com/office/word/2020/wordml/sdtdatahash" xmlns:w16se="http://schemas.microsoft.com/office/word/2015/wordml/symex" xmlns:wpg="http://schemas.microsoft.com/office/word/2010/wordprocessingGroup" xmlns:wpi="http://schemas.microsoft.com/office/word/2010/wordprocessingInk" xmlns:wne="http://schemas.microsoft.com/office/word/2006/wordml" xmlns:wps="http://schemas.microsoft.com/office/word/2010/wordprocessingShape" mc:Ignorable="w14 w15 w16se w16cid w16 w16cex w16sdtdh wp14">
   <w:body>
     <w:p>
       <w:pPr>
@@ -1215,7 +1215,7 @@
           <w:sz w:val="22"/>
           <w:szCs w:val="22"/>
         </w:rPr>
-        <w:t>#fechaDeLaSolicitud#</w:t>
+        <w:t>#fechaSolicitud#</w:t>
       </w:r>
       <w:r>
         <w:rPr>
@@ -1242,11 +1242,13 @@
       </w:r>
       <w:r>
         <w:rPr>
+          <w:b/>
+          <w:bCs/>
           <w:noProof/>
           <w:sz w:val="22"/>
           <w:szCs w:val="22"/>
         </w:rPr>
-        <w:t>(Nombre del ciudadano/a)</w:t>
+        <w:t>#nomTitular#</w:t>
       </w:r>
       <w:r>
         <w:rPr>
@@ -1303,13 +1305,22 @@
           <w:sz w:val="22"/>
           <w:szCs w:val="22"/>
         </w:rPr>
-        <w:t xml:space="preserve"> (Indicar el motivo de la rectificación)</w:t>
+        <w:t xml:space="preserve"> </w:t>
+      </w:r>
+      <w:r>
+        <w:rPr>
+          <w:sz w:val="22"/>
+          <w:szCs w:val="22"/>
+          <w:highlight w:val="yellow"/>
+        </w:rPr>
+        <w:t>(Indicar el motivo de la rectificación)</w:t>
       </w:r>
       <w:r>
         <w:rPr>
           <w:noProof/>
           <w:sz w:val="22"/>
           <w:szCs w:val="22"/>
+          <w:highlight w:val="yellow"/>
         </w:rPr>
         <w:t>.</w:t>
       </w:r>
@@ -2021,15 +2032,25 @@
           <w:sz w:val="22"/>
           <w:szCs w:val="22"/>
         </w:rPr>
-        <w:t>(nombre del solicitante)</w:t>
-      </w:r>
-      <w:r>
-        <w:rPr>
-          <w:rFonts w:ascii="Arial" w:hAnsi="Arial" w:cs="Arial"/>
-          <w:sz w:val="22"/>
-          <w:szCs w:val="22"/>
-        </w:rPr>
-        <w:t xml:space="preserve"> se presenta en calidad de </w:t>
+        <w:t>#nomSolicitante#</w:t>
+      </w:r>
+      <w:r>
+        <w:rPr>
+          <w:rFonts w:ascii="Arial" w:hAnsi="Arial" w:cs="Arial"/>
+          <w:b/>
+          <w:bCs/>
+          <w:sz w:val="22"/>
+          <w:szCs w:val="22"/>
+        </w:rPr>
+        <w:t xml:space="preserve"> </w:t>
+      </w:r>
+      <w:r>
+        <w:rPr>
+          <w:rFonts w:ascii="Arial" w:hAnsi="Arial" w:cs="Arial"/>
+          <w:sz w:val="22"/>
+          <w:szCs w:val="22"/>
+        </w:rPr>
+        <w:t xml:space="preserve">se presenta en calidad de </w:t>
       </w:r>
       <w:r>
         <w:rPr>
@@ -2172,7 +2193,7 @@
           <w:sz w:val="22"/>
           <w:szCs w:val="22"/>
         </w:rPr>
-        <w:t xml:space="preserve"> del Reglamento de Inscripciones del Registro Nacional de Identificación y Estado </w:t>
+        <w:t xml:space="preserve"> del Reglamento de </w:t>
       </w:r>
       <w:r>
         <w:rPr>
@@ -2182,7 +2203,7 @@
           <w:szCs w:val="22"/>
         </w:rPr>
         <w:lastRenderedPageBreak/>
-        <w:t xml:space="preserve">Civil, aprobado </w:t>
+        <w:t xml:space="preserve">Inscripciones del Registro Nacional de Identificación y Estado Civil, aprobado </w:t>
       </w:r>
       <w:r>
         <w:rPr>
@@ -4413,7 +4434,7 @@
 </file>
 
 <file path=word/endnotes.xml><?xml version="1.0" encoding="utf-8"?>
-<w:endnotes xmlns:wpc="http://schemas.microsoft.com/office/word/2010/wordprocessingCanvas" xmlns:cx="http://schemas.microsoft.com/office/drawing/2014/chartex" xmlns:cx1="http://schemas.microsoft.com/office/drawing/2015/9/8/chartex" xmlns:cx2="http://schemas.microsoft.com/office/drawing/2015/10/21/chartex" xmlns:cx3="http://schemas.microsoft.com/office/drawing/2016/5/9/chartex" xmlns:cx4="http://schemas.microsoft.com/office/drawing/2016/5/10/chartex" xmlns:cx5="http://schemas.microsoft.com/office/drawing/2016/5/11/chartex" xmlns:cx6="http://schemas.microsoft.com/office/drawing/2016/5/12/chartex" xmlns:cx7="http://schemas.microsoft.com/office/drawing/2016/5/13/chartex" xmlns:cx8="http://schemas.microsoft.com/office/drawing/2016/5/14/chartex" xmlns:mc="http://schemas.openxmlformats.org/markup-compatibility/2006" xmlns:aink="http://schemas.microsoft.com/office/drawing/2016/ink" xmlns:am3d="http://schemas.microsoft.com/office/drawing/2017/model3d" xmlns:o="urn:schemas-microsoft-com:office:office" xmlns:oel="http://schemas.microsoft.com/office/2019/extlst" xmlns:r="http://schemas.openxmlformats.org/officeDocument/2006/relationships" xmlns:m="http://schemas.openxmlformats.org/officeDocument/2006/math" xmlns:v="urn:schemas-microsoft-com:vml" xmlns:wp14="http://schemas.microsoft.com/office/word/2010/wordprocessingDrawing" xmlns:wp="http://schemas.openxmlformats.org/drawingml/2006/wordprocessingDrawing" xmlns:w10="urn:schemas-microsoft-com:office:word" xmlns:w="http://schemas.openxmlformats.org/wordprocessingml/2006/main" xmlns:w14="http://schemas.microsoft.com/office/word/2010/wordml" xmlns:w15="http://schemas.microsoft.com/office/word/2012/wordml" xmlns:w16cex="http://schemas.microsoft.com/office/word/2018/wordml/cex" xmlns:w16cid="http://schemas.microsoft.com/office/word/2016/wordml/cid" xmlns:w16="http://schemas.microsoft.com/office/word/2018/wordml" xmlns:w16du="http://schemas.microsoft.com/office/word/2023/wordml/word16du" xmlns:w16sdtdh="http://schemas.microsoft.com/office/word/2020/wordml/sdtdatahash" xmlns:w16se="http://schemas.microsoft.com/office/word/2015/wordml/symex" xmlns:wpg="http://schemas.microsoft.com/office/word/2010/wordprocessingGroup" xmlns:wpi="http://schemas.microsoft.com/office/word/2010/wordprocessingInk" xmlns:wne="http://schemas.microsoft.com/office/word/2006/wordml" xmlns:wps="http://schemas.microsoft.com/office/word/2010/wordprocessingShape" mc:Ignorable="w14 w15 w16se w16cid w16 w16cex w16sdtdh w16du wp14">
+<w:endnotes xmlns:wpc="http://schemas.microsoft.com/office/word/2010/wordprocessingCanvas" xmlns:cx="http://schemas.microsoft.com/office/drawing/2014/chartex" xmlns:cx1="http://schemas.microsoft.com/office/drawing/2015/9/8/chartex" xmlns:cx2="http://schemas.microsoft.com/office/drawing/2015/10/21/chartex" xmlns:cx3="http://schemas.microsoft.com/office/drawing/2016/5/9/chartex" xmlns:cx4="http://schemas.microsoft.com/office/drawing/2016/5/10/chartex" xmlns:cx5="http://schemas.microsoft.com/office/drawing/2016/5/11/chartex" xmlns:cx6="http://schemas.microsoft.com/office/drawing/2016/5/12/chartex" xmlns:cx7="http://schemas.microsoft.com/office/drawing/2016/5/13/chartex" xmlns:cx8="http://schemas.microsoft.com/office/drawing/2016/5/14/chartex" xmlns:mc="http://schemas.openxmlformats.org/markup-compatibility/2006" xmlns:aink="http://schemas.microsoft.com/office/drawing/2016/ink" xmlns:am3d="http://schemas.microsoft.com/office/drawing/2017/model3d" xmlns:o="urn:schemas-microsoft-com:office:office" xmlns:r="http://schemas.openxmlformats.org/officeDocument/2006/relationships" xmlns:m="http://schemas.openxmlformats.org/officeDocument/2006/math" xmlns:v="urn:schemas-microsoft-com:vml" xmlns:wp14="http://schemas.microsoft.com/office/word/2010/wordprocessingDrawing" xmlns:wp="http://schemas.openxmlformats.org/drawingml/2006/wordprocessingDrawing" xmlns:w10="urn:schemas-microsoft-com:office:word" xmlns:w="http://schemas.openxmlformats.org/wordprocessingml/2006/main" xmlns:w14="http://schemas.microsoft.com/office/word/2010/wordml" xmlns:w15="http://schemas.microsoft.com/office/word/2012/wordml" xmlns:w16cex="http://schemas.microsoft.com/office/word/2018/wordml/cex" xmlns:w16cid="http://schemas.microsoft.com/office/word/2016/wordml/cid" xmlns:w16="http://schemas.microsoft.com/office/word/2018/wordml" xmlns:w16sdtdh="http://schemas.microsoft.com/office/word/2020/wordml/sdtdatahash" xmlns:w16se="http://schemas.microsoft.com/office/word/2015/wordml/symex" xmlns:wpg="http://schemas.microsoft.com/office/word/2010/wordprocessingGroup" xmlns:wpi="http://schemas.microsoft.com/office/word/2010/wordprocessingInk" xmlns:wne="http://schemas.microsoft.com/office/word/2006/wordml" xmlns:wps="http://schemas.microsoft.com/office/word/2010/wordprocessingShape" mc:Ignorable="w14 w15 w16se w16cid w16 w16cex w16sdtdh wp14">
   <w:endnote w:type="separator" w:id="-1">
     <w:p>
       <w:r>
@@ -4432,7 +4453,7 @@
 </file>
 
 <file path=word/footer1.xml><?xml version="1.0" encoding="utf-8"?>
-<w:ftr xmlns:wpc="http://schemas.microsoft.com/office/word/2010/wordprocessingCanvas" xmlns:cx="http://schemas.microsoft.com/office/drawing/2014/chartex" xmlns:cx1="http://schemas.microsoft.com/office/drawing/2015/9/8/chartex" xmlns:cx2="http://schemas.microsoft.com/office/drawing/2015/10/21/chartex" xmlns:cx3="http://schemas.microsoft.com/office/drawing/2016/5/9/chartex" xmlns:cx4="http://schemas.microsoft.com/office/drawing/2016/5/10/chartex" xmlns:cx5="http://schemas.microsoft.com/office/drawing/2016/5/11/chartex" xmlns:cx6="http://schemas.microsoft.com/office/drawing/2016/5/12/chartex" xmlns:cx7="http://schemas.microsoft.com/office/drawing/2016/5/13/chartex" xmlns:cx8="http://schemas.microsoft.com/office/drawing/2016/5/14/chartex" xmlns:mc="http://schemas.openxmlformats.org/markup-compatibility/2006" xmlns:aink="http://schemas.microsoft.com/office/drawing/2016/ink" xmlns:am3d="http://schemas.microsoft.com/office/drawing/2017/model3d" xmlns:o="urn:schemas-microsoft-com:office:office" xmlns:oel="http://schemas.microsoft.com/office/2019/extlst" xmlns:r="http://schemas.openxmlformats.org/officeDocument/2006/relationships" xmlns:m="http://schemas.openxmlformats.org/officeDocument/2006/math" xmlns:v="urn:schemas-microsoft-com:vml" xmlns:wp14="http://schemas.microsoft.com/office/word/2010/wordprocessingDrawing" xmlns:wp="http://schemas.openxmlformats.org/drawingml/2006/wordprocessingDrawing" xmlns:w10="urn:schemas-microsoft-com:office:word" xmlns:w="http://schemas.openxmlformats.org/wordprocessingml/2006/main" xmlns:w14="http://schemas.microsoft.com/office/word/2010/wordml" xmlns:w15="http://schemas.microsoft.com/office/word/2012/wordml" xmlns:w16cex="http://schemas.microsoft.com/office/word/2018/wordml/cex" xmlns:w16cid="http://schemas.microsoft.com/office/word/2016/wordml/cid" xmlns:w16="http://schemas.microsoft.com/office/word/2018/wordml" xmlns:w16du="http://schemas.microsoft.com/office/word/2023/wordml/word16du" xmlns:w16sdtdh="http://schemas.microsoft.com/office/word/2020/wordml/sdtdatahash" xmlns:w16se="http://schemas.microsoft.com/office/word/2015/wordml/symex" xmlns:wpg="http://schemas.microsoft.com/office/word/2010/wordprocessingGroup" xmlns:wpi="http://schemas.microsoft.com/office/word/2010/wordprocessingInk" xmlns:wne="http://schemas.microsoft.com/office/word/2006/wordml" xmlns:wps="http://schemas.microsoft.com/office/word/2010/wordprocessingShape" mc:Ignorable="w14 w15 w16se w16cid w16 w16cex w16sdtdh w16du wp14">
+<w:ftr xmlns:wpc="http://schemas.microsoft.com/office/word/2010/wordprocessingCanvas" xmlns:cx="http://schemas.microsoft.com/office/drawing/2014/chartex" xmlns:cx1="http://schemas.microsoft.com/office/drawing/2015/9/8/chartex" xmlns:cx2="http://schemas.microsoft.com/office/drawing/2015/10/21/chartex" xmlns:cx3="http://schemas.microsoft.com/office/drawing/2016/5/9/chartex" xmlns:cx4="http://schemas.microsoft.com/office/drawing/2016/5/10/chartex" xmlns:cx5="http://schemas.microsoft.com/office/drawing/2016/5/11/chartex" xmlns:cx6="http://schemas.microsoft.com/office/drawing/2016/5/12/chartex" xmlns:cx7="http://schemas.microsoft.com/office/drawing/2016/5/13/chartex" xmlns:cx8="http://schemas.microsoft.com/office/drawing/2016/5/14/chartex" xmlns:mc="http://schemas.openxmlformats.org/markup-compatibility/2006" xmlns:aink="http://schemas.microsoft.com/office/drawing/2016/ink" xmlns:am3d="http://schemas.microsoft.com/office/drawing/2017/model3d" xmlns:o="urn:schemas-microsoft-com:office:office" xmlns:r="http://schemas.openxmlformats.org/officeDocument/2006/relationships" xmlns:m="http://schemas.openxmlformats.org/officeDocument/2006/math" xmlns:v="urn:schemas-microsoft-com:vml" xmlns:wp14="http://schemas.microsoft.com/office/word/2010/wordprocessingDrawing" xmlns:wp="http://schemas.openxmlformats.org/drawingml/2006/wordprocessingDrawing" xmlns:w10="urn:schemas-microsoft-com:office:word" xmlns:w="http://schemas.openxmlformats.org/wordprocessingml/2006/main" xmlns:w14="http://schemas.microsoft.com/office/word/2010/wordml" xmlns:w15="http://schemas.microsoft.com/office/word/2012/wordml" xmlns:w16cex="http://schemas.microsoft.com/office/word/2018/wordml/cex" xmlns:w16cid="http://schemas.microsoft.com/office/word/2016/wordml/cid" xmlns:w16="http://schemas.microsoft.com/office/word/2018/wordml" xmlns:w16sdtdh="http://schemas.microsoft.com/office/word/2020/wordml/sdtdatahash" xmlns:w16se="http://schemas.microsoft.com/office/word/2015/wordml/symex" xmlns:wpg="http://schemas.microsoft.com/office/word/2010/wordprocessingGroup" xmlns:wpi="http://schemas.microsoft.com/office/word/2010/wordprocessingInk" xmlns:wne="http://schemas.microsoft.com/office/word/2006/wordml" xmlns:wps="http://schemas.microsoft.com/office/word/2010/wordprocessingShape" mc:Ignorable="w14 w15 w16se w16cid w16 w16cex w16sdtdh wp14">
   <w:p>
     <w:pPr>
       <w:pStyle w:val="Piedepgina"/>
@@ -4470,7 +4491,7 @@
 </file>
 
 <file path=word/footer2.xml><?xml version="1.0" encoding="utf-8"?>
-<w:ftr xmlns:wpc="http://schemas.microsoft.com/office/word/2010/wordprocessingCanvas" xmlns:cx="http://schemas.microsoft.com/office/drawing/2014/chartex" xmlns:cx1="http://schemas.microsoft.com/office/drawing/2015/9/8/chartex" xmlns:cx2="http://schemas.microsoft.com/office/drawing/2015/10/21/chartex" xmlns:cx3="http://schemas.microsoft.com/office/drawing/2016/5/9/chartex" xmlns:cx4="http://schemas.microsoft.com/office/drawing/2016/5/10/chartex" xmlns:cx5="http://schemas.microsoft.com/office/drawing/2016/5/11/chartex" xmlns:cx6="http://schemas.microsoft.com/office/drawing/2016/5/12/chartex" xmlns:cx7="http://schemas.microsoft.com/office/drawing/2016/5/13/chartex" xmlns:cx8="http://schemas.microsoft.com/office/drawing/2016/5/14/chartex" xmlns:mc="http://schemas.openxmlformats.org/markup-compatibility/2006" xmlns:aink="http://schemas.microsoft.com/office/drawing/2016/ink" xmlns:am3d="http://schemas.microsoft.com/office/drawing/2017/model3d" xmlns:o="urn:schemas-microsoft-com:office:office" xmlns:oel="http://schemas.microsoft.com/office/2019/extlst" xmlns:r="http://schemas.openxmlformats.org/officeDocument/2006/relationships" xmlns:m="http://schemas.openxmlformats.org/officeDocument/2006/math" xmlns:v="urn:schemas-microsoft-com:vml" xmlns:wp14="http://schemas.microsoft.com/office/word/2010/wordprocessingDrawing" xmlns:wp="http://schemas.openxmlformats.org/drawingml/2006/wordprocessingDrawing" xmlns:w10="urn:schemas-microsoft-com:office:word" xmlns:w="http://schemas.openxmlformats.org/wordprocessingml/2006/main" xmlns:w14="http://schemas.microsoft.com/office/word/2010/wordml" xmlns:w15="http://schemas.microsoft.com/office/word/2012/wordml" xmlns:w16cex="http://schemas.microsoft.com/office/word/2018/wordml/cex" xmlns:w16cid="http://schemas.microsoft.com/office/word/2016/wordml/cid" xmlns:w16="http://schemas.microsoft.com/office/word/2018/wordml" xmlns:w16du="http://schemas.microsoft.com/office/word/2023/wordml/word16du" xmlns:w16sdtdh="http://schemas.microsoft.com/office/word/2020/wordml/sdtdatahash" xmlns:w16se="http://schemas.microsoft.com/office/word/2015/wordml/symex" xmlns:wpg="http://schemas.microsoft.com/office/word/2010/wordprocessingGroup" xmlns:wpi="http://schemas.microsoft.com/office/word/2010/wordprocessingInk" xmlns:wne="http://schemas.microsoft.com/office/word/2006/wordml" xmlns:wps="http://schemas.microsoft.com/office/word/2010/wordprocessingShape" mc:Ignorable="w14 w15 w16se w16cid w16 w16cex w16sdtdh w16du wp14">
+<w:ftr xmlns:wpc="http://schemas.microsoft.com/office/word/2010/wordprocessingCanvas" xmlns:cx="http://schemas.microsoft.com/office/drawing/2014/chartex" xmlns:cx1="http://schemas.microsoft.com/office/drawing/2015/9/8/chartex" xmlns:cx2="http://schemas.microsoft.com/office/drawing/2015/10/21/chartex" xmlns:cx3="http://schemas.microsoft.com/office/drawing/2016/5/9/chartex" xmlns:cx4="http://schemas.microsoft.com/office/drawing/2016/5/10/chartex" xmlns:cx5="http://schemas.microsoft.com/office/drawing/2016/5/11/chartex" xmlns:cx6="http://schemas.microsoft.com/office/drawing/2016/5/12/chartex" xmlns:cx7="http://schemas.microsoft.com/office/drawing/2016/5/13/chartex" xmlns:cx8="http://schemas.microsoft.com/office/drawing/2016/5/14/chartex" xmlns:mc="http://schemas.openxmlformats.org/markup-compatibility/2006" xmlns:aink="http://schemas.microsoft.com/office/drawing/2016/ink" xmlns:am3d="http://schemas.microsoft.com/office/drawing/2017/model3d" xmlns:o="urn:schemas-microsoft-com:office:office" xmlns:r="http://schemas.openxmlformats.org/officeDocument/2006/relationships" xmlns:m="http://schemas.openxmlformats.org/officeDocument/2006/math" xmlns:v="urn:schemas-microsoft-com:vml" xmlns:wp14="http://schemas.microsoft.com/office/word/2010/wordprocessingDrawing" xmlns:wp="http://schemas.openxmlformats.org/drawingml/2006/wordprocessingDrawing" xmlns:w10="urn:schemas-microsoft-com:office:word" xmlns:w="http://schemas.openxmlformats.org/wordprocessingml/2006/main" xmlns:w14="http://schemas.microsoft.com/office/word/2010/wordml" xmlns:w15="http://schemas.microsoft.com/office/word/2012/wordml" xmlns:w16cex="http://schemas.microsoft.com/office/word/2018/wordml/cex" xmlns:w16cid="http://schemas.microsoft.com/office/word/2016/wordml/cid" xmlns:w16="http://schemas.microsoft.com/office/word/2018/wordml" xmlns:w16sdtdh="http://schemas.microsoft.com/office/word/2020/wordml/sdtdatahash" xmlns:w16se="http://schemas.microsoft.com/office/word/2015/wordml/symex" xmlns:wpg="http://schemas.microsoft.com/office/word/2010/wordprocessingGroup" xmlns:wpi="http://schemas.microsoft.com/office/word/2010/wordprocessingInk" xmlns:wne="http://schemas.microsoft.com/office/word/2006/wordml" xmlns:wps="http://schemas.microsoft.com/office/word/2010/wordprocessingShape" mc:Ignorable="w14 w15 w16se w16cid w16 w16cex w16sdtdh wp14">
   <w:p>
     <w:pPr>
       <w:pStyle w:val="Piedepgina"/>
@@ -4539,7 +4560,7 @@
 </file>
 
 <file path=word/footnotes.xml><?xml version="1.0" encoding="utf-8"?>
-<w:footnotes xmlns:wpc="http://schemas.microsoft.com/office/word/2010/wordprocessingCanvas" xmlns:cx="http://schemas.microsoft.com/office/drawing/2014/chartex" xmlns:cx1="http://schemas.microsoft.com/office/drawing/2015/9/8/chartex" xmlns:cx2="http://schemas.microsoft.com/office/drawing/2015/10/21/chartex" xmlns:cx3="http://schemas.microsoft.com/office/drawing/2016/5/9/chartex" xmlns:cx4="http://schemas.microsoft.com/office/drawing/2016/5/10/chartex" xmlns:cx5="http://schemas.microsoft.com/office/drawing/2016/5/11/chartex" xmlns:cx6="http://schemas.microsoft.com/office/drawing/2016/5/12/chartex" xmlns:cx7="http://schemas.microsoft.com/office/drawing/2016/5/13/chartex" xmlns:cx8="http://schemas.microsoft.com/office/drawing/2016/5/14/chartex" xmlns:mc="http://schemas.openxmlformats.org/markup-compatibility/2006" xmlns:aink="http://schemas.microsoft.com/office/drawing/2016/ink" xmlns:am3d="http://schemas.microsoft.com/office/drawing/2017/model3d" xmlns:o="urn:schemas-microsoft-com:office:office" xmlns:oel="http://schemas.microsoft.com/office/2019/extlst" xmlns:r="http://schemas.openxmlformats.org/officeDocument/2006/relationships" xmlns:m="http://schemas.openxmlformats.org/officeDocument/2006/math" xmlns:v="urn:schemas-microsoft-com:vml" xmlns:wp14="http://schemas.microsoft.com/office/word/2010/wordprocessingDrawing" xmlns:wp="http://schemas.openxmlformats.org/drawingml/2006/wordprocessingDrawing" xmlns:w10="urn:schemas-microsoft-com:office:word" xmlns:w="http://schemas.openxmlformats.org/wordprocessingml/2006/main" xmlns:w14="http://schemas.microsoft.com/office/word/2010/wordml" xmlns:w15="http://schemas.microsoft.com/office/word/2012/wordml" xmlns:w16cex="http://schemas.microsoft.com/office/word/2018/wordml/cex" xmlns:w16cid="http://schemas.microsoft.com/office/word/2016/wordml/cid" xmlns:w16="http://schemas.microsoft.com/office/word/2018/wordml" xmlns:w16du="http://schemas.microsoft.com/office/word/2023/wordml/word16du" xmlns:w16sdtdh="http://schemas.microsoft.com/office/word/2020/wordml/sdtdatahash" xmlns:w16se="http://schemas.microsoft.com/office/word/2015/wordml/symex" xmlns:wpg="http://schemas.microsoft.com/office/word/2010/wordprocessingGroup" xmlns:wpi="http://schemas.microsoft.com/office/word/2010/wordprocessingInk" xmlns:wne="http://schemas.microsoft.com/office/word/2006/wordml" xmlns:wps="http://schemas.microsoft.com/office/word/2010/wordprocessingShape" mc:Ignorable="w14 w15 w16se w16cid w16 w16cex w16sdtdh w16du wp14">
+<w:footnotes xmlns:wpc="http://schemas.microsoft.com/office/word/2010/wordprocessingCanvas" xmlns:cx="http://schemas.microsoft.com/office/drawing/2014/chartex" xmlns:cx1="http://schemas.microsoft.com/office/drawing/2015/9/8/chartex" xmlns:cx2="http://schemas.microsoft.com/office/drawing/2015/10/21/chartex" xmlns:cx3="http://schemas.microsoft.com/office/drawing/2016/5/9/chartex" xmlns:cx4="http://schemas.microsoft.com/office/drawing/2016/5/10/chartex" xmlns:cx5="http://schemas.microsoft.com/office/drawing/2016/5/11/chartex" xmlns:cx6="http://schemas.microsoft.com/office/drawing/2016/5/12/chartex" xmlns:cx7="http://schemas.microsoft.com/office/drawing/2016/5/13/chartex" xmlns:cx8="http://schemas.microsoft.com/office/drawing/2016/5/14/chartex" xmlns:mc="http://schemas.openxmlformats.org/markup-compatibility/2006" xmlns:aink="http://schemas.microsoft.com/office/drawing/2016/ink" xmlns:am3d="http://schemas.microsoft.com/office/drawing/2017/model3d" xmlns:o="urn:schemas-microsoft-com:office:office" xmlns:r="http://schemas.openxmlformats.org/officeDocument/2006/relationships" xmlns:m="http://schemas.openxmlformats.org/officeDocument/2006/math" xmlns:v="urn:schemas-microsoft-com:vml" xmlns:wp14="http://schemas.microsoft.com/office/word/2010/wordprocessingDrawing" xmlns:wp="http://schemas.openxmlformats.org/drawingml/2006/wordprocessingDrawing" xmlns:w10="urn:schemas-microsoft-com:office:word" xmlns:w="http://schemas.openxmlformats.org/wordprocessingml/2006/main" xmlns:w14="http://schemas.microsoft.com/office/word/2010/wordml" xmlns:w15="http://schemas.microsoft.com/office/word/2012/wordml" xmlns:w16cex="http://schemas.microsoft.com/office/word/2018/wordml/cex" xmlns:w16cid="http://schemas.microsoft.com/office/word/2016/wordml/cid" xmlns:w16="http://schemas.microsoft.com/office/word/2018/wordml" xmlns:w16sdtdh="http://schemas.microsoft.com/office/word/2020/wordml/sdtdatahash" xmlns:w16se="http://schemas.microsoft.com/office/word/2015/wordml/symex" xmlns:wpg="http://schemas.microsoft.com/office/word/2010/wordprocessingGroup" xmlns:wpi="http://schemas.microsoft.com/office/word/2010/wordprocessingInk" xmlns:wne="http://schemas.microsoft.com/office/word/2006/wordml" xmlns:wps="http://schemas.microsoft.com/office/word/2010/wordprocessingShape" mc:Ignorable="w14 w15 w16se w16cid w16 w16cex w16sdtdh wp14">
   <w:footnote w:type="separator" w:id="-1">
     <w:p>
       <w:r>
@@ -4558,7 +4579,7 @@
 </file>
 
 <file path=word/header1.xml><?xml version="1.0" encoding="utf-8"?>
-<w:hdr xmlns:wpc="http://schemas.microsoft.com/office/word/2010/wordprocessingCanvas" xmlns:cx="http://schemas.microsoft.com/office/drawing/2014/chartex" xmlns:cx1="http://schemas.microsoft.com/office/drawing/2015/9/8/chartex" xmlns:cx2="http://schemas.microsoft.com/office/drawing/2015/10/21/chartex" xmlns:cx3="http://schemas.microsoft.com/office/drawing/2016/5/9/chartex" xmlns:cx4="http://schemas.microsoft.com/office/drawing/2016/5/10/chartex" xmlns:cx5="http://schemas.microsoft.com/office/drawing/2016/5/11/chartex" xmlns:cx6="http://schemas.microsoft.com/office/drawing/2016/5/12/chartex" xmlns:cx7="http://schemas.microsoft.com/office/drawing/2016/5/13/chartex" xmlns:cx8="http://schemas.microsoft.com/office/drawing/2016/5/14/chartex" xmlns:mc="http://schemas.openxmlformats.org/markup-compatibility/2006" xmlns:aink="http://schemas.microsoft.com/office/drawing/2016/ink" xmlns:am3d="http://schemas.microsoft.com/office/drawing/2017/model3d" xmlns:o="urn:schemas-microsoft-com:office:office" xmlns:oel="http://schemas.microsoft.com/office/2019/extlst" xmlns:r="http://schemas.openxmlformats.org/officeDocument/2006/relationships" xmlns:m="http://schemas.openxmlformats.org/officeDocument/2006/math" xmlns:v="urn:schemas-microsoft-com:vml" xmlns:wp14="http://schemas.microsoft.com/office/word/2010/wordprocessingDrawing" xmlns:wp="http://schemas.openxmlformats.org/drawingml/2006/wordprocessingDrawing" xmlns:w10="urn:schemas-microsoft-com:office:word" xmlns:w="http://schemas.openxmlformats.org/wordprocessingml/2006/main" xmlns:w14="http://schemas.microsoft.com/office/word/2010/wordml" xmlns:w15="http://schemas.microsoft.com/office/word/2012/wordml" xmlns:w16cex="http://schemas.microsoft.com/office/word/2018/wordml/cex" xmlns:w16cid="http://schemas.microsoft.com/office/word/2016/wordml/cid" xmlns:w16="http://schemas.microsoft.com/office/word/2018/wordml" xmlns:w16du="http://schemas.microsoft.com/office/word/2023/wordml/word16du" xmlns:w16sdtdh="http://schemas.microsoft.com/office/word/2020/wordml/sdtdatahash" xmlns:w16se="http://schemas.microsoft.com/office/word/2015/wordml/symex" xmlns:wpg="http://schemas.microsoft.com/office/word/2010/wordprocessingGroup" xmlns:wpi="http://schemas.microsoft.com/office/word/2010/wordprocessingInk" xmlns:wne="http://schemas.microsoft.com/office/word/2006/wordml" xmlns:wps="http://schemas.microsoft.com/office/word/2010/wordprocessingShape" mc:Ignorable="w14 w15 w16se w16cid w16 w16cex w16sdtdh w16du wp14">
+<w:hdr xmlns:wpc="http://schemas.microsoft.com/office/word/2010/wordprocessingCanvas" xmlns:cx="http://schemas.microsoft.com/office/drawing/2014/chartex" xmlns:cx1="http://schemas.microsoft.com/office/drawing/2015/9/8/chartex" xmlns:cx2="http://schemas.microsoft.com/office/drawing/2015/10/21/chartex" xmlns:cx3="http://schemas.microsoft.com/office/drawing/2016/5/9/chartex" xmlns:cx4="http://schemas.microsoft.com/office/drawing/2016/5/10/chartex" xmlns:cx5="http://schemas.microsoft.com/office/drawing/2016/5/11/chartex" xmlns:cx6="http://schemas.microsoft.com/office/drawing/2016/5/12/chartex" xmlns:cx7="http://schemas.microsoft.com/office/drawing/2016/5/13/chartex" xmlns:cx8="http://schemas.microsoft.com/office/drawing/2016/5/14/chartex" xmlns:mc="http://schemas.openxmlformats.org/markup-compatibility/2006" xmlns:aink="http://schemas.microsoft.com/office/drawing/2016/ink" xmlns:am3d="http://schemas.microsoft.com/office/drawing/2017/model3d" xmlns:o="urn:schemas-microsoft-com:office:office" xmlns:r="http://schemas.openxmlformats.org/officeDocument/2006/relationships" xmlns:m="http://schemas.openxmlformats.org/officeDocument/2006/math" xmlns:v="urn:schemas-microsoft-com:vml" xmlns:wp14="http://schemas.microsoft.com/office/word/2010/wordprocessingDrawing" xmlns:wp="http://schemas.openxmlformats.org/drawingml/2006/wordprocessingDrawing" xmlns:w10="urn:schemas-microsoft-com:office:word" xmlns:w="http://schemas.openxmlformats.org/wordprocessingml/2006/main" xmlns:w14="http://schemas.microsoft.com/office/word/2010/wordml" xmlns:w15="http://schemas.microsoft.com/office/word/2012/wordml" xmlns:w16cex="http://schemas.microsoft.com/office/word/2018/wordml/cex" xmlns:w16cid="http://schemas.microsoft.com/office/word/2016/wordml/cid" xmlns:w16="http://schemas.microsoft.com/office/word/2018/wordml" xmlns:w16sdtdh="http://schemas.microsoft.com/office/word/2020/wordml/sdtdatahash" xmlns:w16se="http://schemas.microsoft.com/office/word/2015/wordml/symex" xmlns:wpg="http://schemas.microsoft.com/office/word/2010/wordprocessingGroup" xmlns:wpi="http://schemas.microsoft.com/office/word/2010/wordprocessingInk" xmlns:wne="http://schemas.microsoft.com/office/word/2006/wordml" xmlns:wps="http://schemas.microsoft.com/office/word/2010/wordprocessingShape" mc:Ignorable="w14 w15 w16se w16cid w16 w16cex w16sdtdh wp14">
   <w:p>
     <w:pPr>
       <w:pStyle w:val="Encabezado"/>
@@ -4625,7 +4646,7 @@
 </file>
 
 <file path=word/header2.xml><?xml version="1.0" encoding="utf-8"?>
-<w:hdr xmlns:wpc="http://schemas.microsoft.com/office/word/2010/wordprocessingCanvas" xmlns:cx="http://schemas.microsoft.com/office/drawing/2014/chartex" xmlns:cx1="http://schemas.microsoft.com/office/drawing/2015/9/8/chartex" xmlns:cx2="http://schemas.microsoft.com/office/drawing/2015/10/21/chartex" xmlns:cx3="http://schemas.microsoft.com/office/drawing/2016/5/9/chartex" xmlns:cx4="http://schemas.microsoft.com/office/drawing/2016/5/10/chartex" xmlns:cx5="http://schemas.microsoft.com/office/drawing/2016/5/11/chartex" xmlns:cx6="http://schemas.microsoft.com/office/drawing/2016/5/12/chartex" xmlns:cx7="http://schemas.microsoft.com/office/drawing/2016/5/13/chartex" xmlns:cx8="http://schemas.microsoft.com/office/drawing/2016/5/14/chartex" xmlns:mc="http://schemas.openxmlformats.org/markup-compatibility/2006" xmlns:aink="http://schemas.microsoft.com/office/drawing/2016/ink" xmlns:am3d="http://schemas.microsoft.com/office/drawing/2017/model3d" xmlns:o="urn:schemas-microsoft-com:office:office" xmlns:oel="http://schemas.microsoft.com/office/2019/extlst" xmlns:r="http://schemas.openxmlformats.org/officeDocument/2006/relationships" xmlns:m="http://schemas.openxmlformats.org/officeDocument/2006/math" xmlns:v="urn:schemas-microsoft-com:vml" xmlns:wp14="http://schemas.microsoft.com/office/word/2010/wordprocessingDrawing" xmlns:wp="http://schemas.openxmlformats.org/drawingml/2006/wordprocessingDrawing" xmlns:w10="urn:schemas-microsoft-com:office:word" xmlns:w="http://schemas.openxmlformats.org/wordprocessingml/2006/main" xmlns:w14="http://schemas.microsoft.com/office/word/2010/wordml" xmlns:w15="http://schemas.microsoft.com/office/word/2012/wordml" xmlns:w16cex="http://schemas.microsoft.com/office/word/2018/wordml/cex" xmlns:w16cid="http://schemas.microsoft.com/office/word/2016/wordml/cid" xmlns:w16="http://schemas.microsoft.com/office/word/2018/wordml" xmlns:w16du="http://schemas.microsoft.com/office/word/2023/wordml/word16du" xmlns:w16sdtdh="http://schemas.microsoft.com/office/word/2020/wordml/sdtdatahash" xmlns:w16se="http://schemas.microsoft.com/office/word/2015/wordml/symex" xmlns:wpg="http://schemas.microsoft.com/office/word/2010/wordprocessingGroup" xmlns:wpi="http://schemas.microsoft.com/office/word/2010/wordprocessingInk" xmlns:wne="http://schemas.microsoft.com/office/word/2006/wordml" xmlns:wps="http://schemas.microsoft.com/office/word/2010/wordprocessingShape" mc:Ignorable="w14 w15 w16se w16cid w16 w16cex w16sdtdh w16du wp14">
+<w:hdr xmlns:wpc="http://schemas.microsoft.com/office/word/2010/wordprocessingCanvas" xmlns:cx="http://schemas.microsoft.com/office/drawing/2014/chartex" xmlns:cx1="http://schemas.microsoft.com/office/drawing/2015/9/8/chartex" xmlns:cx2="http://schemas.microsoft.com/office/drawing/2015/10/21/chartex" xmlns:cx3="http://schemas.microsoft.com/office/drawing/2016/5/9/chartex" xmlns:cx4="http://schemas.microsoft.com/office/drawing/2016/5/10/chartex" xmlns:cx5="http://schemas.microsoft.com/office/drawing/2016/5/11/chartex" xmlns:cx6="http://schemas.microsoft.com/office/drawing/2016/5/12/chartex" xmlns:cx7="http://schemas.microsoft.com/office/drawing/2016/5/13/chartex" xmlns:cx8="http://schemas.microsoft.com/office/drawing/2016/5/14/chartex" xmlns:mc="http://schemas.openxmlformats.org/markup-compatibility/2006" xmlns:aink="http://schemas.microsoft.com/office/drawing/2016/ink" xmlns:am3d="http://schemas.microsoft.com/office/drawing/2017/model3d" xmlns:o="urn:schemas-microsoft-com:office:office" xmlns:r="http://schemas.openxmlformats.org/officeDocument/2006/relationships" xmlns:m="http://schemas.openxmlformats.org/officeDocument/2006/math" xmlns:v="urn:schemas-microsoft-com:vml" xmlns:wp14="http://schemas.microsoft.com/office/word/2010/wordprocessingDrawing" xmlns:wp="http://schemas.openxmlformats.org/drawingml/2006/wordprocessingDrawing" xmlns:w10="urn:schemas-microsoft-com:office:word" xmlns:w="http://schemas.openxmlformats.org/wordprocessingml/2006/main" xmlns:w14="http://schemas.microsoft.com/office/word/2010/wordml" xmlns:w15="http://schemas.microsoft.com/office/word/2012/wordml" xmlns:w16cex="http://schemas.microsoft.com/office/word/2018/wordml/cex" xmlns:w16cid="http://schemas.microsoft.com/office/word/2016/wordml/cid" xmlns:w16="http://schemas.microsoft.com/office/word/2018/wordml" xmlns:w16sdtdh="http://schemas.microsoft.com/office/word/2020/wordml/sdtdatahash" xmlns:w16se="http://schemas.microsoft.com/office/word/2015/wordml/symex" xmlns:wpg="http://schemas.microsoft.com/office/word/2010/wordprocessingGroup" xmlns:wpi="http://schemas.microsoft.com/office/word/2010/wordprocessingInk" xmlns:wne="http://schemas.microsoft.com/office/word/2006/wordml" xmlns:wps="http://schemas.microsoft.com/office/word/2010/wordprocessingShape" mc:Ignorable="w14 w15 w16se w16cid w16 w16cex w16sdtdh wp14">
   <w:p>
     <w:pPr>
       <w:pStyle w:val="Encabezado"/>
@@ -4692,7 +4713,7 @@
 </file>
 
 <file path=word/numbering.xml><?xml version="1.0" encoding="utf-8"?>
-<w:numbering xmlns:wpc="http://schemas.microsoft.com/office/word/2010/wordprocessingCanvas" xmlns:cx="http://schemas.microsoft.com/office/drawing/2014/chartex" xmlns:cx1="http://schemas.microsoft.com/office/drawing/2015/9/8/chartex" xmlns:cx2="http://schemas.microsoft.com/office/drawing/2015/10/21/chartex" xmlns:cx3="http://schemas.microsoft.com/office/drawing/2016/5/9/chartex" xmlns:cx4="http://schemas.microsoft.com/office/drawing/2016/5/10/chartex" xmlns:cx5="http://schemas.microsoft.com/office/drawing/2016/5/11/chartex" xmlns:cx6="http://schemas.microsoft.com/office/drawing/2016/5/12/chartex" xmlns:cx7="http://schemas.microsoft.com/office/drawing/2016/5/13/chartex" xmlns:cx8="http://schemas.microsoft.com/office/drawing/2016/5/14/chartex" xmlns:mc="http://schemas.openxmlformats.org/markup-compatibility/2006" xmlns:aink="http://schemas.microsoft.com/office/drawing/2016/ink" xmlns:am3d="http://schemas.microsoft.com/office/drawing/2017/model3d" xmlns:o="urn:schemas-microsoft-com:office:office" xmlns:oel="http://schemas.microsoft.com/office/2019/extlst" xmlns:r="http://schemas.openxmlformats.org/officeDocument/2006/relationships" xmlns:m="http://schemas.openxmlformats.org/officeDocument/2006/math" xmlns:v="urn:schemas-microsoft-com:vml" xmlns:wp14="http://schemas.microsoft.com/office/word/2010/wordprocessingDrawing" xmlns:wp="http://schemas.openxmlformats.org/drawingml/2006/wordprocessingDrawing" xmlns:w10="urn:schemas-microsoft-com:office:word" xmlns:w="http://schemas.openxmlformats.org/wordprocessingml/2006/main" xmlns:w14="http://schemas.microsoft.com/office/word/2010/wordml" xmlns:w15="http://schemas.microsoft.com/office/word/2012/wordml" xmlns:w16cex="http://schemas.microsoft.com/office/word/2018/wordml/cex" xmlns:w16cid="http://schemas.microsoft.com/office/word/2016/wordml/cid" xmlns:w16="http://schemas.microsoft.com/office/word/2018/wordml" xmlns:w16du="http://schemas.microsoft.com/office/word/2023/wordml/word16du" xmlns:w16sdtdh="http://schemas.microsoft.com/office/word/2020/wordml/sdtdatahash" xmlns:w16se="http://schemas.microsoft.com/office/word/2015/wordml/symex" xmlns:wpg="http://schemas.microsoft.com/office/word/2010/wordprocessingGroup" xmlns:wpi="http://schemas.microsoft.com/office/word/2010/wordprocessingInk" xmlns:wne="http://schemas.microsoft.com/office/word/2006/wordml" xmlns:wps="http://schemas.microsoft.com/office/word/2010/wordprocessingShape" mc:Ignorable="w14 w15 w16se w16cid w16 w16cex w16sdtdh w16du wp14">
+<w:numbering xmlns:wpc="http://schemas.microsoft.com/office/word/2010/wordprocessingCanvas" xmlns:cx="http://schemas.microsoft.com/office/drawing/2014/chartex" xmlns:cx1="http://schemas.microsoft.com/office/drawing/2015/9/8/chartex" xmlns:cx2="http://schemas.microsoft.com/office/drawing/2015/10/21/chartex" xmlns:cx3="http://schemas.microsoft.com/office/drawing/2016/5/9/chartex" xmlns:cx4="http://schemas.microsoft.com/office/drawing/2016/5/10/chartex" xmlns:cx5="http://schemas.microsoft.com/office/drawing/2016/5/11/chartex" xmlns:cx6="http://schemas.microsoft.com/office/drawing/2016/5/12/chartex" xmlns:cx7="http://schemas.microsoft.com/office/drawing/2016/5/13/chartex" xmlns:cx8="http://schemas.microsoft.com/office/drawing/2016/5/14/chartex" xmlns:mc="http://schemas.openxmlformats.org/markup-compatibility/2006" xmlns:aink="http://schemas.microsoft.com/office/drawing/2016/ink" xmlns:am3d="http://schemas.microsoft.com/office/drawing/2017/model3d" xmlns:o="urn:schemas-microsoft-com:office:office" xmlns:r="http://schemas.openxmlformats.org/officeDocument/2006/relationships" xmlns:m="http://schemas.openxmlformats.org/officeDocument/2006/math" xmlns:v="urn:schemas-microsoft-com:vml" xmlns:wp14="http://schemas.microsoft.com/office/word/2010/wordprocessingDrawing" xmlns:wp="http://schemas.openxmlformats.org/drawingml/2006/wordprocessingDrawing" xmlns:w10="urn:schemas-microsoft-com:office:word" xmlns:w="http://schemas.openxmlformats.org/wordprocessingml/2006/main" xmlns:w14="http://schemas.microsoft.com/office/word/2010/wordml" xmlns:w15="http://schemas.microsoft.com/office/word/2012/wordml" xmlns:w16cex="http://schemas.microsoft.com/office/word/2018/wordml/cex" xmlns:w16cid="http://schemas.microsoft.com/office/word/2016/wordml/cid" xmlns:w16="http://schemas.microsoft.com/office/word/2018/wordml" xmlns:w16sdtdh="http://schemas.microsoft.com/office/word/2020/wordml/sdtdatahash" xmlns:w16se="http://schemas.microsoft.com/office/word/2015/wordml/symex" xmlns:wpg="http://schemas.microsoft.com/office/word/2010/wordprocessingGroup" xmlns:wpi="http://schemas.microsoft.com/office/word/2010/wordprocessingInk" xmlns:wne="http://schemas.microsoft.com/office/word/2006/wordml" xmlns:wps="http://schemas.microsoft.com/office/word/2010/wordprocessingShape" mc:Ignorable="w14 w15 w16se w16cid w16 w16cex w16sdtdh wp14">
   <w:abstractNum w:abstractNumId="0" w15:restartNumberingAfterBreak="0">
     <w:nsid w:val="04E16552"/>
     <w:multiLevelType w:val="multilevel"/>
@@ -5793,31 +5814,31 @@
       </w:rPr>
     </w:lvl>
   </w:abstractNum>
-  <w:num w:numId="1" w16cid:durableId="1419672252">
+  <w:num w:numId="1">
     <w:abstractNumId w:val="3"/>
   </w:num>
-  <w:num w:numId="2" w16cid:durableId="809713815">
+  <w:num w:numId="2">
     <w:abstractNumId w:val="8"/>
   </w:num>
-  <w:num w:numId="3" w16cid:durableId="51972375">
+  <w:num w:numId="3">
     <w:abstractNumId w:val="6"/>
   </w:num>
-  <w:num w:numId="4" w16cid:durableId="244068859">
+  <w:num w:numId="4">
     <w:abstractNumId w:val="7"/>
   </w:num>
-  <w:num w:numId="5" w16cid:durableId="989141314">
+  <w:num w:numId="5">
     <w:abstractNumId w:val="5"/>
   </w:num>
-  <w:num w:numId="6" w16cid:durableId="195704606">
+  <w:num w:numId="6">
     <w:abstractNumId w:val="2"/>
   </w:num>
-  <w:num w:numId="7" w16cid:durableId="970940624">
+  <w:num w:numId="7">
     <w:abstractNumId w:val="4"/>
   </w:num>
-  <w:num w:numId="8" w16cid:durableId="2024086074">
+  <w:num w:numId="8">
     <w:abstractNumId w:val="0"/>
   </w:num>
-  <w:num w:numId="9" w16cid:durableId="303899765">
+  <w:num w:numId="9">
     <w:abstractNumId w:val="0"/>
     <w:lvlOverride w:ilvl="0">
       <w:startOverride w:val="2"/>
@@ -5847,7 +5868,7 @@
       <w:startOverride w:val="1"/>
     </w:lvlOverride>
   </w:num>
-  <w:num w:numId="10" w16cid:durableId="707337916">
+  <w:num w:numId="10">
     <w:abstractNumId w:val="7"/>
     <w:lvlOverride w:ilvl="0">
       <w:startOverride w:val="4"/>
@@ -5877,14 +5898,14 @@
       <w:startOverride w:val="1"/>
     </w:lvlOverride>
   </w:num>
-  <w:num w:numId="11" w16cid:durableId="556160686">
+  <w:num w:numId="11">
     <w:abstractNumId w:val="1"/>
   </w:num>
 </w:numbering>
 </file>
 
 <file path=word/styles.xml><?xml version="1.0" encoding="utf-8"?>
-<w:styles xmlns:mc="http://schemas.openxmlformats.org/markup-compatibility/2006" xmlns:r="http://schemas.openxmlformats.org/officeDocument/2006/relationships" xmlns:w="http://schemas.openxmlformats.org/wordprocessingml/2006/main" xmlns:w14="http://schemas.microsoft.com/office/word/2010/wordml" xmlns:w15="http://schemas.microsoft.com/office/word/2012/wordml" xmlns:w16cex="http://schemas.microsoft.com/office/word/2018/wordml/cex" xmlns:w16cid="http://schemas.microsoft.com/office/word/2016/wordml/cid" xmlns:w16="http://schemas.microsoft.com/office/word/2018/wordml" xmlns:w16du="http://schemas.microsoft.com/office/word/2023/wordml/word16du" xmlns:w16sdtdh="http://schemas.microsoft.com/office/word/2020/wordml/sdtdatahash" xmlns:w16se="http://schemas.microsoft.com/office/word/2015/wordml/symex" mc:Ignorable="w14 w15 w16se w16cid w16 w16cex w16sdtdh w16du">
+<w:styles xmlns:mc="http://schemas.openxmlformats.org/markup-compatibility/2006" xmlns:r="http://schemas.openxmlformats.org/officeDocument/2006/relationships" xmlns:w="http://schemas.openxmlformats.org/wordprocessingml/2006/main" xmlns:w14="http://schemas.microsoft.com/office/word/2010/wordml" xmlns:w15="http://schemas.microsoft.com/office/word/2012/wordml" xmlns:w16cex="http://schemas.microsoft.com/office/word/2018/wordml/cex" xmlns:w16cid="http://schemas.microsoft.com/office/word/2016/wordml/cid" xmlns:w16="http://schemas.microsoft.com/office/word/2018/wordml" xmlns:w16sdtdh="http://schemas.microsoft.com/office/word/2020/wordml/sdtdatahash" xmlns:w16se="http://schemas.microsoft.com/office/word/2015/wordml/symex" mc:Ignorable="w14 w15 w16se w16cid w16 w16cex w16sdtdh">
   <w:docDefaults>
     <w:rPrDefault>
       <w:rPr>

--- a/docs/plantillas/informe_rectificacion.docx
+++ b/docs/plantillas/informe_rectificacion.docx
@@ -1116,53 +1116,9 @@
     </w:p>
     <w:p>
       <w:pPr>
-        <w:autoSpaceDE w:val="0"/>
-        <w:autoSpaceDN w:val="0"/>
-        <w:adjustRightInd w:val="0"/>
-        <w:jc w:val="both"/>
-        <w:rPr>
-          <w:rFonts w:ascii="Arial" w:hAnsi="Arial" w:cs="Arial"/>
-          <w:b/>
-          <w:color w:val="000000"/>
-          <w:sz w:val="22"/>
-          <w:szCs w:val="22"/>
-          <w:lang w:val="es-PE" w:eastAsia="en-US"/>
-        </w:rPr>
-      </w:pPr>
-      <w:r>
-        <w:rPr>
-          <w:rFonts w:ascii="Arial" w:hAnsi="Arial" w:cs="Arial"/>
-          <w:b/>
-          <w:sz w:val="22"/>
-          <w:szCs w:val="22"/>
-          <w:highlight w:val="yellow"/>
-        </w:rPr>
-        <w:t>DE SER UNA SOLICITUD PRESENTADA POR MPV:</w:t>
-      </w:r>
-    </w:p>
-    <w:p>
-      <w:pPr>
-        <w:widowControl w:val="0"/>
-        <w:autoSpaceDE w:val="0"/>
-        <w:autoSpaceDN w:val="0"/>
-        <w:adjustRightInd w:val="0"/>
-        <w:rPr>
-          <w:rFonts w:ascii="Arial" w:hAnsi="Arial" w:cs="Arial"/>
-          <w:b/>
-          <w:bCs/>
-          <w:sz w:val="22"/>
-          <w:szCs w:val="22"/>
-        </w:rPr>
-      </w:pPr>
-    </w:p>
-    <w:p>
-      <w:pPr>
         <w:pStyle w:val="Default"/>
-        <w:numPr>
-          <w:ilvl w:val="1"/>
-          <w:numId w:val="5"/>
-        </w:numPr>
         <w:suppressAutoHyphens/>
+        <w:ind w:left="708" w:hanging="708"/>
         <w:jc w:val="both"/>
         <w:rPr>
           <w:sz w:val="22"/>
@@ -1187,459 +1143,12 @@
       <w:bookmarkStart w:id="15" w:name="_Hlk86833226"/>
       <w:r>
         <w:rPr>
-          <w:sz w:val="22"/>
-          <w:szCs w:val="22"/>
-        </w:rPr>
-        <w:t xml:space="preserve">Mediante solicitud N° </w:t>
-      </w:r>
-      <w:r>
-        <w:rPr>
-          <w:b/>
-          <w:bCs/>
-          <w:sz w:val="22"/>
-          <w:szCs w:val="22"/>
-        </w:rPr>
-        <w:t>#nroTramiteWeb#</w:t>
-      </w:r>
-      <w:r>
-        <w:rPr>
-          <w:sz w:val="22"/>
-          <w:szCs w:val="22"/>
-        </w:rPr>
-        <w:t xml:space="preserve">, de fecha </w:t>
-      </w:r>
-      <w:r>
-        <w:rPr>
-          <w:b/>
-          <w:bCs/>
-          <w:sz w:val="22"/>
-          <w:szCs w:val="22"/>
-        </w:rPr>
-        <w:t>#fechaSolicitud#</w:t>
-      </w:r>
-      <w:r>
-        <w:rPr>
-          <w:sz w:val="22"/>
-          <w:szCs w:val="22"/>
-        </w:rPr>
-        <w:t xml:space="preserve">, presentada a través de la Mesa de Partes Virtual, el/la </w:t>
-      </w:r>
-      <w:r>
-        <w:rPr>
-          <w:sz w:val="22"/>
-          <w:szCs w:val="22"/>
-          <w:lang w:val="es-MX"/>
-        </w:rPr>
-        <w:t>ciudadano/a</w:t>
-      </w:r>
-      <w:r>
-        <w:rPr>
-          <w:color w:val="auto"/>
-          <w:sz w:val="22"/>
-          <w:szCs w:val="22"/>
-        </w:rPr>
-        <w:t xml:space="preserve"> </w:t>
-      </w:r>
-      <w:r>
-        <w:rPr>
-          <w:b/>
-          <w:bCs/>
-          <w:noProof/>
-          <w:sz w:val="22"/>
-          <w:szCs w:val="22"/>
-        </w:rPr>
-        <w:t>#nomTitular#</w:t>
-      </w:r>
-      <w:r>
-        <w:rPr>
-          <w:sz w:val="22"/>
-          <w:szCs w:val="22"/>
-        </w:rPr>
-        <w:t xml:space="preserve"> requiere la rectificación administrativa del Acta de </w:t>
-      </w:r>
-      <w:r>
-        <w:rPr>
-          <w:b/>
-          <w:bCs/>
-          <w:noProof/>
-          <w:sz w:val="22"/>
-          <w:szCs w:val="22"/>
-        </w:rPr>
-        <w:t>#tipoActa#</w:t>
-      </w:r>
-      <w:r>
-        <w:rPr>
-          <w:noProof/>
-          <w:sz w:val="22"/>
-          <w:szCs w:val="22"/>
-        </w:rPr>
-        <w:t xml:space="preserve"> </w:t>
-      </w:r>
-      <w:r>
-        <w:rPr>
-          <w:sz w:val="22"/>
-          <w:szCs w:val="22"/>
-        </w:rPr>
-        <w:t xml:space="preserve">N° </w:t>
-      </w:r>
-      <w:r>
-        <w:rPr>
-          <w:b/>
-          <w:bCs/>
-          <w:noProof/>
-          <w:sz w:val="22"/>
-          <w:szCs w:val="22"/>
-        </w:rPr>
-        <w:t>#nroActa#</w:t>
-      </w:r>
-      <w:r>
-        <w:rPr>
-          <w:noProof/>
-          <w:sz w:val="22"/>
-          <w:szCs w:val="22"/>
-        </w:rPr>
-        <w:t>,</w:t>
-      </w:r>
-      <w:r>
-        <w:rPr>
-          <w:sz w:val="22"/>
-          <w:szCs w:val="22"/>
-        </w:rPr>
-        <w:t xml:space="preserve"> </w:t>
-      </w:r>
-      <w:r>
-        <w:rPr>
-          <w:sz w:val="22"/>
-          <w:szCs w:val="22"/>
-          <w:highlight w:val="yellow"/>
-        </w:rPr>
-        <w:t>(Indicar el motivo de la rectificación)</w:t>
-      </w:r>
-      <w:r>
-        <w:rPr>
-          <w:noProof/>
-          <w:sz w:val="22"/>
-          <w:szCs w:val="22"/>
-          <w:highlight w:val="yellow"/>
-        </w:rPr>
-        <w:t>.</w:t>
-      </w:r>
-    </w:p>
-    <w:p>
-      <w:pPr>
-        <w:pStyle w:val="Default"/>
-        <w:suppressAutoHyphens/>
-        <w:ind w:left="720"/>
-        <w:jc w:val="both"/>
-        <w:rPr>
-          <w:sz w:val="22"/>
-          <w:szCs w:val="22"/>
-          <w:lang w:val="es-MX"/>
-        </w:rPr>
-      </w:pPr>
-    </w:p>
-    <w:p>
-      <w:pPr>
-        <w:suppressAutoHyphens/>
-        <w:jc w:val="both"/>
-        <w:rPr>
-          <w:rFonts w:ascii="Arial" w:hAnsi="Arial" w:cs="Arial"/>
-          <w:b/>
-          <w:bCs/>
-          <w:color w:val="000000"/>
-          <w:sz w:val="22"/>
-          <w:szCs w:val="22"/>
-          <w:lang w:val="es-PE" w:eastAsia="es-PE"/>
-        </w:rPr>
-      </w:pPr>
-      <w:r>
-        <w:rPr>
-          <w:rFonts w:ascii="Arial" w:hAnsi="Arial" w:cs="Arial"/>
-          <w:b/>
-          <w:bCs/>
-          <w:color w:val="000000"/>
-          <w:sz w:val="22"/>
-          <w:szCs w:val="22"/>
-          <w:highlight w:val="yellow"/>
-          <w:lang w:val="es-PE" w:eastAsia="es-PE"/>
-        </w:rPr>
-        <w:t>DE SER UNA SOLICITUD RECEPCIONADA POR LAS OR DE MANERA PRESENCIAL:</w:t>
-      </w:r>
-    </w:p>
-    <w:p>
-      <w:pPr>
-        <w:pStyle w:val="Prrafodelista"/>
-        <w:suppressAutoHyphens/>
-        <w:ind w:left="360"/>
-        <w:jc w:val="both"/>
-        <w:rPr>
-          <w:rFonts w:ascii="Arial" w:hAnsi="Arial" w:cs="Arial"/>
-          <w:color w:val="000000"/>
-          <w:sz w:val="22"/>
-          <w:szCs w:val="22"/>
-          <w:lang w:val="es-PE" w:eastAsia="es-PE"/>
-        </w:rPr>
-      </w:pPr>
-    </w:p>
-    <w:p>
-      <w:pPr>
-        <w:pStyle w:val="Prrafodelista"/>
-        <w:numPr>
-          <w:ilvl w:val="1"/>
-          <w:numId w:val="11"/>
-        </w:numPr>
-        <w:suppressAutoHyphens/>
-        <w:jc w:val="both"/>
-        <w:rPr>
-          <w:rFonts w:ascii="Arial" w:hAnsi="Arial" w:cs="Arial"/>
-          <w:color w:val="000000"/>
-          <w:sz w:val="22"/>
-          <w:szCs w:val="22"/>
-          <w:lang w:val="es-PE" w:eastAsia="es-PE"/>
-        </w:rPr>
-      </w:pPr>
-      <w:r>
-        <w:rPr>
-          <w:rFonts w:ascii="Arial" w:hAnsi="Arial" w:cs="Arial"/>
-          <w:color w:val="000000"/>
-          <w:sz w:val="22"/>
-          <w:szCs w:val="22"/>
-          <w:lang w:val="es-PE" w:eastAsia="es-PE"/>
-        </w:rPr>
-        <w:t xml:space="preserve">Que, mediante </w:t>
-      </w:r>
-      <w:r>
-        <w:rPr>
-          <w:rFonts w:ascii="Arial" w:hAnsi="Arial" w:cs="Arial"/>
-          <w:b/>
-          <w:bCs/>
-          <w:color w:val="000000"/>
-          <w:sz w:val="22"/>
-          <w:szCs w:val="22"/>
-          <w:lang w:val="es-PE" w:eastAsia="es-PE"/>
-        </w:rPr>
-        <w:t>#tipoDoc#</w:t>
-      </w:r>
-      <w:r>
-        <w:rPr>
-          <w:rFonts w:ascii="Arial" w:hAnsi="Arial" w:cs="Arial"/>
-          <w:color w:val="000000"/>
-          <w:sz w:val="22"/>
-          <w:szCs w:val="22"/>
-          <w:lang w:val="es-PE" w:eastAsia="es-PE"/>
-        </w:rPr>
-        <w:t xml:space="preserve"> </w:t>
-      </w:r>
-      <w:r>
-        <w:rPr>
-          <w:rFonts w:ascii="Arial" w:hAnsi="Arial" w:cs="Arial"/>
-          <w:color w:val="000000"/>
-          <w:sz w:val="22"/>
-          <w:szCs w:val="22"/>
-          <w:lang w:val="es-PE" w:eastAsia="es-PE"/>
-        </w:rPr>
-        <w:t xml:space="preserve">N° </w:t>
-      </w:r>
-      <w:r>
-        <w:rPr>
-          <w:rFonts w:ascii="Arial" w:hAnsi="Arial" w:cs="Arial"/>
-          <w:b/>
-          <w:bCs/>
-          <w:color w:val="000000"/>
-          <w:sz w:val="22"/>
-          <w:szCs w:val="22"/>
-          <w:lang w:val="es-PE" w:eastAsia="es-PE"/>
-        </w:rPr>
-        <w:t>#numDoc#</w:t>
-      </w:r>
-      <w:r>
-        <w:rPr>
-          <w:rFonts w:ascii="Arial" w:hAnsi="Arial" w:cs="Arial"/>
-          <w:b/>
-          <w:bCs/>
-          <w:color w:val="000000"/>
-          <w:sz w:val="22"/>
-          <w:szCs w:val="22"/>
-          <w:lang w:val="es-PE" w:eastAsia="es-PE"/>
-        </w:rPr>
-        <w:t>,</w:t>
-      </w:r>
-      <w:r>
-        <w:rPr>
-          <w:rFonts w:ascii="Arial" w:hAnsi="Arial" w:cs="Arial"/>
-          <w:color w:val="000000"/>
-          <w:sz w:val="22"/>
-          <w:szCs w:val="22"/>
-          <w:lang w:val="es-PE" w:eastAsia="es-PE"/>
-        </w:rPr>
-        <w:t xml:space="preserve"> de fecha </w:t>
-      </w:r>
-      <w:r>
-        <w:rPr>
-          <w:rFonts w:ascii="Arial" w:hAnsi="Arial" w:cs="Arial"/>
-          <w:color w:val="000000"/>
-          <w:sz w:val="22"/>
-          <w:szCs w:val="22"/>
-          <w:highlight w:val="yellow"/>
-          <w:lang w:val="es-PE" w:eastAsia="es-PE"/>
-        </w:rPr>
-        <w:t>XXXX</w:t>
-      </w:r>
-      <w:r>
-        <w:rPr>
-          <w:rFonts w:ascii="Arial" w:hAnsi="Arial" w:cs="Arial"/>
-          <w:color w:val="000000"/>
-          <w:sz w:val="22"/>
-          <w:szCs w:val="22"/>
-          <w:lang w:val="es-PE" w:eastAsia="es-PE"/>
-        </w:rPr>
-        <w:t xml:space="preserve">, la Oficina Registral de </w:t>
-      </w:r>
-      <w:r>
-        <w:rPr>
-          <w:rFonts w:ascii="Arial" w:hAnsi="Arial" w:cs="Arial"/>
-          <w:color w:val="000000"/>
-          <w:sz w:val="22"/>
-          <w:szCs w:val="22"/>
-          <w:highlight w:val="yellow"/>
-          <w:lang w:val="es-PE" w:eastAsia="es-PE"/>
-        </w:rPr>
-        <w:t>XXX</w:t>
-      </w:r>
-      <w:r>
-        <w:rPr>
-          <w:rFonts w:ascii="Arial" w:hAnsi="Arial" w:cs="Arial"/>
-          <w:color w:val="000000"/>
-          <w:sz w:val="22"/>
-          <w:szCs w:val="22"/>
-          <w:lang w:val="es-PE" w:eastAsia="es-PE"/>
-        </w:rPr>
-        <w:t xml:space="preserve">, traslada la solicitud presentada por el/la ciudadano/a </w:t>
-      </w:r>
-      <w:r>
-        <w:rPr>
-          <w:rFonts w:ascii="Arial" w:hAnsi="Arial" w:cs="Arial"/>
-          <w:b/>
-          <w:bCs/>
-          <w:color w:val="000000"/>
-          <w:sz w:val="22"/>
-          <w:szCs w:val="22"/>
-          <w:lang w:val="es-PE" w:eastAsia="es-PE"/>
-        </w:rPr>
-        <w:t>#nomTitular#</w:t>
-      </w:r>
-      <w:r>
-        <w:rPr>
-          <w:rFonts w:ascii="Arial" w:hAnsi="Arial" w:cs="Arial"/>
-          <w:color w:val="000000"/>
-          <w:sz w:val="22"/>
-          <w:szCs w:val="22"/>
-          <w:lang w:val="es-PE" w:eastAsia="es-PE"/>
-        </w:rPr>
-        <w:t xml:space="preserve">, identificada/o con DNI N° </w:t>
-      </w:r>
-      <w:r>
-        <w:rPr>
-          <w:rFonts w:ascii="Arial" w:hAnsi="Arial" w:cs="Arial"/>
-          <w:b/>
-          <w:bCs/>
-          <w:color w:val="000000"/>
-          <w:sz w:val="22"/>
-          <w:szCs w:val="22"/>
-          <w:lang w:val="es-PE" w:eastAsia="es-PE"/>
-        </w:rPr>
-        <w:t>#dniTitular#</w:t>
-      </w:r>
-      <w:r>
-        <w:rPr>
-          <w:rFonts w:ascii="Arial" w:hAnsi="Arial" w:cs="Arial"/>
-          <w:color w:val="000000"/>
-          <w:sz w:val="22"/>
-          <w:szCs w:val="22"/>
-          <w:lang w:val="es-PE" w:eastAsia="es-PE"/>
-        </w:rPr>
-        <w:t>, mediante la cual requiere la rectificación administrativa del Acta de</w:t>
-      </w:r>
-      <w:r>
-        <w:rPr>
-          <w:rFonts w:ascii="Arial" w:hAnsi="Arial" w:cs="Arial"/>
-          <w:color w:val="000000"/>
-          <w:sz w:val="22"/>
-          <w:szCs w:val="22"/>
-          <w:lang w:val="es-PE" w:eastAsia="es-PE"/>
-        </w:rPr>
-        <w:t xml:space="preserve"> </w:t>
-      </w:r>
-      <w:r>
-        <w:rPr>
-          <w:rFonts w:ascii="Arial" w:hAnsi="Arial" w:cs="Arial"/>
-          <w:b/>
-          <w:bCs/>
-          <w:color w:val="000000"/>
-          <w:sz w:val="22"/>
-          <w:szCs w:val="22"/>
-          <w:lang w:val="es-PE" w:eastAsia="es-PE"/>
-        </w:rPr>
-        <w:t>#tipoActa#</w:t>
-      </w:r>
-      <w:r>
-        <w:rPr>
-          <w:rFonts w:ascii="Arial" w:hAnsi="Arial" w:cs="Arial"/>
-          <w:color w:val="000000"/>
-          <w:sz w:val="22"/>
-          <w:szCs w:val="22"/>
-          <w:lang w:val="es-PE" w:eastAsia="es-PE"/>
-        </w:rPr>
-        <w:t xml:space="preserve"> N° </w:t>
-      </w:r>
-      <w:r>
-        <w:rPr>
-          <w:rFonts w:ascii="Arial" w:hAnsi="Arial" w:cs="Arial"/>
-          <w:b/>
-          <w:bCs/>
-          <w:color w:val="000000"/>
-          <w:sz w:val="22"/>
-          <w:szCs w:val="22"/>
-          <w:lang w:val="es-PE" w:eastAsia="es-PE"/>
-        </w:rPr>
-        <w:t>#nroActa#</w:t>
-      </w:r>
-      <w:r>
-        <w:rPr>
-          <w:rFonts w:ascii="Arial" w:hAnsi="Arial" w:cs="Arial"/>
-          <w:color w:val="000000"/>
-          <w:sz w:val="22"/>
-          <w:szCs w:val="22"/>
-          <w:lang w:val="es-PE" w:eastAsia="es-PE"/>
-        </w:rPr>
-        <w:t xml:space="preserve">, </w:t>
-      </w:r>
-      <w:r>
-        <w:rPr>
-          <w:rFonts w:ascii="Arial" w:hAnsi="Arial" w:cs="Arial"/>
-          <w:b/>
-          <w:bCs/>
-          <w:color w:val="000000"/>
-          <w:sz w:val="22"/>
-          <w:szCs w:val="22"/>
-          <w:highlight w:val="yellow"/>
-          <w:lang w:val="es-PE" w:eastAsia="es-PE"/>
-        </w:rPr>
-        <w:t>(Indicar petitorio).</w:t>
-      </w:r>
-    </w:p>
-    <w:p>
-      <w:pPr>
-        <w:pStyle w:val="Default"/>
-        <w:suppressAutoHyphens/>
-        <w:ind w:left="360"/>
-        <w:jc w:val="both"/>
-        <w:rPr>
-          <w:sz w:val="22"/>
-          <w:szCs w:val="22"/>
-          <w:lang w:val="es-MX"/>
-        </w:rPr>
-      </w:pPr>
+          <w:rFonts w:ascii="Consolas" w:hAnsi="Consolas"/>
+          <w:sz w:val="18"/>
+          <w:szCs w:val="18"/>
+        </w:rPr>
+        <w:t>[[CONTENIDO:antecedentes]]</w:t>
+      </w:r>
     </w:p>
     <w:bookmarkEnd w:id="1"/>
     <w:p>
@@ -2059,8 +1568,53 @@
           <w:bCs/>
           <w:sz w:val="22"/>
           <w:szCs w:val="22"/>
-        </w:rPr>
-        <w:t>(XXXX)</w:t>
+          <w:highlight w:val="yellow"/>
+        </w:rPr>
+        <w:t>(</w:t>
+      </w:r>
+      <w:r>
+        <w:rPr>
+          <w:rFonts w:ascii="Arial" w:hAnsi="Arial" w:cs="Arial"/>
+          <w:b/>
+          <w:bCs/>
+          <w:sz w:val="22"/>
+          <w:szCs w:val="22"/>
+          <w:highlight w:val="yellow"/>
+        </w:rPr>
+        <w:t xml:space="preserve"> </w:t>
+      </w:r>
+      <w:r>
+        <w:rPr>
+          <w:rFonts w:ascii="Arial" w:hAnsi="Arial" w:cs="Arial"/>
+          <w:b/>
+          <w:bCs/>
+          <w:sz w:val="22"/>
+          <w:szCs w:val="22"/>
+          <w:highlight w:val="yellow"/>
+        </w:rPr>
+        <w:t>XXXX</w:t>
+      </w:r>
+      <w:r>
+        <w:rPr>
+          <w:rFonts w:ascii="Arial" w:hAnsi="Arial" w:cs="Arial"/>
+          <w:b/>
+          <w:bCs/>
+          <w:sz w:val="22"/>
+          <w:szCs w:val="22"/>
+          <w:highlight w:val="yellow"/>
+        </w:rPr>
+        <w:t xml:space="preserve"> </w:t>
+      </w:r>
+      <w:r>
+        <w:rPr>
+          <w:rFonts w:ascii="Arial" w:hAnsi="Arial" w:cs="Arial"/>
+          <w:b/>
+          <w:bCs/>
+          <w:sz w:val="22"/>
+          <w:szCs w:val="22"/>
+          <w:highlight w:val="yellow"/>
+        </w:rPr>
+        <w:t>)</w:t>
       </w:r>
       <w:r>
         <w:rPr>
@@ -2193,17 +1747,7 @@
           <w:sz w:val="22"/>
           <w:szCs w:val="22"/>
         </w:rPr>
-        <w:t xml:space="preserve"> del Reglamento de </w:t>
-      </w:r>
-      <w:r>
-        <w:rPr>
-          <w:rFonts w:ascii="Arial" w:hAnsi="Arial" w:cs="Arial"/>
-          <w:noProof/>
-          <w:sz w:val="22"/>
-          <w:szCs w:val="22"/>
-        </w:rPr>
-        <w:lastRenderedPageBreak/>
-        <w:t xml:space="preserve">Inscripciones del Registro Nacional de Identificación y Estado Civil, aprobado </w:t>
+        <w:t xml:space="preserve"> del Reglamento de Inscripciones del Registro Nacional de Identificación y Estado Civil, aprobado </w:t>
       </w:r>
       <w:r>
         <w:rPr>
@@ -2304,33 +1848,54 @@
           <w:sz w:val="22"/>
           <w:szCs w:val="22"/>
         </w:rPr>
-        <w:t>#nomTitular#</w:t>
-      </w:r>
-      <w:r>
-        <w:rPr>
-          <w:rFonts w:ascii="Arial" w:hAnsi="Arial" w:cs="Arial"/>
-          <w:sz w:val="22"/>
-          <w:szCs w:val="22"/>
-        </w:rPr>
-        <w:t>, adjunta como medio probatorio (</w:t>
-      </w:r>
-      <w:r>
-        <w:rPr>
-          <w:rFonts w:ascii="Arial" w:hAnsi="Arial" w:cs="Arial"/>
-          <w:b/>
-          <w:bCs/>
-          <w:sz w:val="22"/>
-          <w:szCs w:val="22"/>
-        </w:rPr>
-        <w:t>describir los medios probatorios)</w:t>
-      </w:r>
-      <w:r>
-        <w:rPr>
-          <w:rFonts w:ascii="Arial" w:hAnsi="Arial" w:cs="Arial"/>
-          <w:sz w:val="22"/>
-          <w:szCs w:val="22"/>
-        </w:rPr>
-        <w:t xml:space="preserve">, conforme a lo dispuesto en el </w:t>
+        <w:t>#nom</w:t>
+      </w:r>
+      <w:r>
+        <w:rPr>
+          <w:rFonts w:ascii="Arial" w:hAnsi="Arial" w:cs="Arial"/>
+          <w:b/>
+          <w:bCs/>
+          <w:sz w:val="22"/>
+          <w:szCs w:val="22"/>
+        </w:rPr>
+        <w:t>Solicitante</w:t>
+      </w:r>
+      <w:r>
+        <w:rPr>
+          <w:rFonts w:ascii="Arial" w:hAnsi="Arial" w:cs="Arial"/>
+          <w:b/>
+          <w:bCs/>
+          <w:sz w:val="22"/>
+          <w:szCs w:val="22"/>
+        </w:rPr>
+        <w:t>#</w:t>
+      </w:r>
+      <w:r>
+        <w:rPr>
+          <w:rFonts w:ascii="Arial" w:hAnsi="Arial" w:cs="Arial"/>
+          <w:sz w:val="22"/>
+          <w:szCs w:val="22"/>
+        </w:rPr>
+        <w:t xml:space="preserve">, adjunta como medio probatorio </w:t>
+      </w:r>
+      <w:r>
+        <w:rPr>
+          <w:rFonts w:ascii="Arial" w:hAnsi="Arial" w:cs="Arial"/>
+          <w:b/>
+          <w:bCs/>
+          <w:sz w:val="22"/>
+          <w:szCs w:val="22"/>
+          <w:highlight w:val="yellow"/>
+        </w:rPr>
+        <w:t>(describir los medios probatorios),</w:t>
+      </w:r>
+      <w:r>
+        <w:rPr>
+          <w:rFonts w:ascii="Arial" w:hAnsi="Arial" w:cs="Arial"/>
+          <w:sz w:val="22"/>
+          <w:szCs w:val="22"/>
+        </w:rPr>
+        <w:t xml:space="preserve"> conforme a lo dispuesto en el </w:t>
       </w:r>
       <w:r>
         <w:rPr>
@@ -2565,12 +2130,13 @@
       <w:r>
         <w:rPr>
           <w:rFonts w:ascii="Arial" w:hAnsi="Arial" w:cs="Arial"/>
-          <w:b/>
-          <w:bCs/>
-          <w:sz w:val="22"/>
-          <w:szCs w:val="22"/>
-        </w:rPr>
-        <w:t>#dniTitular#</w:t>
+          <w:color w:val="000000"/>
+          <w:sz w:val="22"/>
+          <w:szCs w:val="22"/>
+          <w:highlight w:val="yellow"/>
+          <w:lang w:eastAsia="en-US"/>
+        </w:rPr>
+        <w:t>XXXXX</w:t>
       </w:r>
       <w:r>
         <w:rPr>
@@ -2626,6 +2192,7 @@
           <w:szCs w:val="22"/>
           <w:highlight w:val="yellow"/>
         </w:rPr>
+        <w:lastRenderedPageBreak/>
         <w:t>(De ser el caso, indicar la publicación en el Diario Oficial El Peruano del edicto, conforme al artículo 73 del Reglamento de Inscripciones de RENIEC - CUANDO EL ERROR NO ES ATRIBUIBLE AL REGISTRADOR) O ART 76 (EXCEPCIÓN DE PUBLICACIÓN DEL EDICTO)</w:t>
       </w:r>
     </w:p>
@@ -3339,7 +2906,6 @@
           <w:sz w:val="22"/>
           <w:szCs w:val="22"/>
         </w:rPr>
-        <w:lastRenderedPageBreak/>
         <w:t>3.1.</w:t>
       </w:r>
       <w:r>
@@ -3483,7 +3049,7 @@
           <w:sz w:val="22"/>
           <w:szCs w:val="22"/>
         </w:rPr>
-        <w:t>PROCEDENTE O IMPROCEDENTE</w:t>
+        <w:t>#resAnalisis#</w:t>
       </w:r>
       <w:r>
         <w:rPr>
@@ -3500,6 +3066,7 @@
           <w:bCs/>
           <w:sz w:val="22"/>
           <w:szCs w:val="22"/>
+          <w:highlight w:val="yellow"/>
         </w:rPr>
         <w:t xml:space="preserve">(indicar el dato a rectificar, </w:t>
       </w:r>
@@ -3510,6 +3077,7 @@
           <w:bCs/>
           <w:sz w:val="22"/>
           <w:szCs w:val="22"/>
+          <w:highlight w:val="yellow"/>
         </w:rPr>
         <w:t>DICE Y DEBE DECIR</w:t>
       </w:r>
@@ -3520,6 +3088,7 @@
           <w:bCs/>
           <w:sz w:val="22"/>
           <w:szCs w:val="22"/>
+          <w:highlight w:val="yellow"/>
         </w:rPr>
         <w:t>) (de declararse la procedencia).</w:t>
       </w:r>
@@ -3530,6 +3099,8 @@
         <w:jc w:val="both"/>
         <w:rPr>
           <w:rFonts w:ascii="Arial" w:hAnsi="Arial" w:cs="Arial"/>
+          <w:b/>
+          <w:bCs/>
           <w:sz w:val="22"/>
           <w:szCs w:val="22"/>
         </w:rPr>
@@ -3551,118 +3122,7 @@
           <w:sz w:val="22"/>
           <w:szCs w:val="22"/>
         </w:rPr>
-        <w:t xml:space="preserve">3.2.     </w:t>
-      </w:r>
-      <w:r>
-        <w:rPr>
-          <w:rFonts w:ascii="Arial" w:hAnsi="Arial" w:cs="Arial"/>
-          <w:sz w:val="22"/>
-          <w:szCs w:val="22"/>
-        </w:rPr>
-        <w:t xml:space="preserve"> </w:t>
-      </w:r>
-      <w:r>
-        <w:rPr>
-          <w:rFonts w:ascii="Arial" w:hAnsi="Arial" w:cs="Arial"/>
-          <w:sz w:val="22"/>
-          <w:szCs w:val="22"/>
-        </w:rPr>
-        <w:t xml:space="preserve"> </w:t>
-      </w:r>
-      <w:r>
-        <w:rPr>
-          <w:rFonts w:ascii="Arial" w:hAnsi="Arial" w:cs="Arial"/>
-          <w:sz w:val="22"/>
-          <w:szCs w:val="22"/>
-          <w:highlight w:val="yellow"/>
-        </w:rPr>
-        <w:t>En caso de declarar el pedido</w:t>
-      </w:r>
-      <w:r>
-        <w:rPr>
-          <w:rFonts w:ascii="Arial" w:hAnsi="Arial" w:cs="Arial"/>
-          <w:b/>
-          <w:bCs/>
-          <w:sz w:val="22"/>
-          <w:szCs w:val="22"/>
-          <w:highlight w:val="yellow"/>
-        </w:rPr>
-        <w:t xml:space="preserve"> </w:t>
-      </w:r>
-      <w:r>
-        <w:rPr>
-          <w:rFonts w:ascii="Arial" w:hAnsi="Arial" w:cs="Arial"/>
-          <w:b/>
-          <w:bCs/>
-          <w:sz w:val="22"/>
-          <w:szCs w:val="22"/>
-          <w:highlight w:val="yellow"/>
-          <w:u w:val="single"/>
-        </w:rPr>
-        <w:t>IMPROCEDENTE</w:t>
-      </w:r>
-      <w:r>
-        <w:rPr>
-          <w:rFonts w:ascii="Arial" w:hAnsi="Arial" w:cs="Arial"/>
-          <w:sz w:val="22"/>
-          <w:szCs w:val="22"/>
-          <w:highlight w:val="yellow"/>
-        </w:rPr>
-        <w:t xml:space="preserve"> se deberá consignar el siguiente texto: “Según lo previsto en el artículo 218</w:t>
-      </w:r>
-      <w:r>
-        <w:rPr>
-          <w:rFonts w:ascii="Arial" w:hAnsi="Arial" w:cs="Arial"/>
-          <w:sz w:val="22"/>
-          <w:szCs w:val="22"/>
-          <w:highlight w:val="yellow"/>
-        </w:rPr>
-        <w:t>°</w:t>
-      </w:r>
-      <w:r>
-        <w:rPr>
-          <w:rFonts w:ascii="Arial" w:hAnsi="Arial" w:cs="Arial"/>
-          <w:sz w:val="22"/>
-          <w:szCs w:val="22"/>
-          <w:highlight w:val="yellow"/>
-        </w:rPr>
-        <w:t xml:space="preserve"> del Texto Único Ordenado de la Ley N 27444, Ley del Procedimiento Administrativo General, aprobado </w:t>
-      </w:r>
-      <w:r>
-        <w:rPr>
-          <w:rFonts w:ascii="Arial" w:hAnsi="Arial" w:cs="Arial"/>
-          <w:sz w:val="22"/>
-          <w:szCs w:val="22"/>
-          <w:highlight w:val="yellow"/>
-        </w:rPr>
-        <w:t>mediante</w:t>
-      </w:r>
-      <w:r>
-        <w:rPr>
-          <w:rFonts w:ascii="Arial" w:hAnsi="Arial" w:cs="Arial"/>
-          <w:sz w:val="22"/>
-          <w:szCs w:val="22"/>
-          <w:highlight w:val="yellow"/>
-        </w:rPr>
-        <w:t xml:space="preserve"> Decreto Supremo N° 004-2019-JUS, de fecha 25</w:t>
-      </w:r>
-      <w:r>
-        <w:rPr>
-          <w:rFonts w:ascii="Arial" w:hAnsi="Arial" w:cs="Arial"/>
-          <w:sz w:val="22"/>
-          <w:szCs w:val="22"/>
-          <w:highlight w:val="yellow"/>
-        </w:rPr>
-        <w:t>ENE</w:t>
-      </w:r>
-      <w:r>
-        <w:rPr>
-          <w:rFonts w:ascii="Arial" w:hAnsi="Arial" w:cs="Arial"/>
-          <w:sz w:val="22"/>
-          <w:szCs w:val="22"/>
-          <w:highlight w:val="yellow"/>
-        </w:rPr>
-        <w:t>2019, queda expedito el derecho de los administrados para interponer, dentro de los 15 días posteriores al acto de notificación, el recurso administrativo que considere pertinente.”</w:t>
+        <w:t>[[CONTENIDO:conclusiones]]</w:t>
       </w:r>
     </w:p>
     <w:p>
@@ -3924,19 +3384,30 @@
           <w:spacing w:val="2"/>
           <w:sz w:val="22"/>
           <w:szCs w:val="22"/>
-          <w:highlight w:val="yellow"/>
-        </w:rPr>
-        <w:t>XXXX</w:t>
-      </w:r>
-      <w:r>
-        <w:rPr>
-          <w:rFonts w:ascii="Arial" w:hAnsi="Arial" w:cs="Arial"/>
+        </w:rPr>
+        <w:t>#resAnalisis#</w:t>
+      </w:r>
+      <w:r>
+        <w:rPr>
+          <w:rFonts w:ascii="Arial" w:hAnsi="Arial" w:cs="Arial"/>
+          <w:b/>
+          <w:bCs/>
           <w:iCs/>
           <w:spacing w:val="2"/>
           <w:sz w:val="22"/>
           <w:szCs w:val="22"/>
         </w:rPr>
-        <w:t xml:space="preserve"> la solicitud de Rectificación Administrativa del Acta de </w:t>
+        <w:t xml:space="preserve"> </w:t>
+      </w:r>
+      <w:r>
+        <w:rPr>
+          <w:rFonts w:ascii="Arial" w:hAnsi="Arial" w:cs="Arial"/>
+          <w:iCs/>
+          <w:spacing w:val="2"/>
+          <w:sz w:val="22"/>
+          <w:szCs w:val="22"/>
+        </w:rPr>
+        <w:t xml:space="preserve">la solicitud de Rectificación Administrativa del Acta de </w:t>
       </w:r>
       <w:r>
         <w:rPr>
@@ -4090,10 +3561,6 @@
     </w:p>
     <w:p>
       <w:pPr>
-        <w:numPr>
-          <w:ilvl w:val="1"/>
-          <w:numId w:val="4"/>
-        </w:numPr>
         <w:tabs>
           <w:tab w:val="center" w:pos="709"/>
           <w:tab w:val="right" w:pos="8504"/>
@@ -4102,54 +3569,23 @@
         <w:jc w:val="both"/>
         <w:rPr>
           <w:rFonts w:ascii="Arial" w:hAnsi="Arial" w:cs="Arial"/>
-          <w:sz w:val="22"/>
-          <w:szCs w:val="22"/>
-          <w:lang w:val="es-PE"/>
-        </w:rPr>
-      </w:pPr>
-      <w:r>
-        <w:rPr>
-          <w:rFonts w:ascii="Arial" w:hAnsi="Arial" w:cs="Arial"/>
-          <w:sz w:val="22"/>
-          <w:szCs w:val="22"/>
-        </w:rPr>
-        <w:t>Disponer se efectúe la anotación textual respectiva en el acta registral</w:t>
-      </w:r>
-      <w:r>
-        <w:rPr>
-          <w:rFonts w:ascii="Arial" w:hAnsi="Arial" w:cs="Arial"/>
-          <w:sz w:val="22"/>
-          <w:szCs w:val="22"/>
-        </w:rPr>
-        <w:t xml:space="preserve"> evaluada</w:t>
-      </w:r>
-      <w:r>
-        <w:rPr>
-          <w:rFonts w:ascii="Arial" w:hAnsi="Arial" w:cs="Arial"/>
-          <w:sz w:val="22"/>
-          <w:szCs w:val="22"/>
-        </w:rPr>
-        <w:t>.</w:t>
-      </w:r>
-      <w:r>
-        <w:rPr>
-          <w:rFonts w:ascii="Arial" w:hAnsi="Arial" w:cs="Arial"/>
-          <w:sz w:val="22"/>
-          <w:szCs w:val="22"/>
-        </w:rPr>
-        <w:t xml:space="preserve"> </w:t>
-      </w:r>
-      <w:r>
-        <w:rPr>
-          <w:rFonts w:ascii="Arial" w:hAnsi="Arial" w:cs="Arial"/>
-          <w:b/>
-          <w:bCs/>
-          <w:sz w:val="22"/>
-          <w:szCs w:val="22"/>
-          <w:highlight w:val="yellow"/>
-          <w:u w:val="single"/>
-        </w:rPr>
-        <w:t>(DE CORRESPONDER LA PROCEDENCIA)</w:t>
+          <w:iCs/>
+          <w:spacing w:val="2"/>
+          <w:sz w:val="22"/>
+          <w:szCs w:val="22"/>
+          <w:highlight w:val="cyan"/>
+        </w:rPr>
+      </w:pPr>
+      <w:r>
+        <w:rPr>
+          <w:rFonts w:ascii="Arial" w:hAnsi="Arial" w:cs="Arial"/>
+          <w:iCs/>
+          <w:spacing w:val="2"/>
+          <w:sz w:val="22"/>
+          <w:szCs w:val="22"/>
+        </w:rPr>
+        <w:lastRenderedPageBreak/>
+        <w:t>[[CONTENIDO:recomendaciones]]</w:t>
       </w:r>
     </w:p>
     <w:p>
